--- a/docs/산출물/5주차/3.모델링 및 평가_테스트 계획 및 결과 보고서.docx
+++ b/docs/산출물/5주차/3.모델링 및 평가_테스트 계획 및 결과 보고서.docx
@@ -3085,7 +3085,25 @@
                 <w:sz w:val="20"/>
                 <w:szCs w:val="20"/>
               </w:rPr>
-              <w:t xml:space="preserve">  ● 파인튜닝: QLoRA 4-bit (r=16, alpha=32, epoch=3)</w:t>
+              <w:t xml:space="preserve">  ● 파인튜닝: QLoRA 4-bit (r=16, alpha=32)</w:t>
+            </w:r>
+          </w:p>
+          <w:p>
+            <w:pPr>
+              <w:spacing w:after="40" w:before="0"/>
+              <w:jc w:val="left"/>
+            </w:pPr>
+            <w:r>
+              <w:rPr>
+                <w:rFonts w:ascii="맑은 고딕" w:cs="맑은 고딕" w:eastAsia="맑은 고딕" w:hAnsi="맑은 고딕"/>
+                <w:b w:val="false"/>
+                <w:bCs w:val="false"/>
+                <w:i w:val="false"/>
+                <w:iCs w:val="false"/>
+                <w:sz w:val="20"/>
+                <w:szCs w:val="20"/>
+              </w:rPr>
+              <w:t xml:space="preserve">  ● 학습 데이터: 2,949건 (train) / 328건 (eval)</w:t>
             </w:r>
           </w:p>
           <w:p>
@@ -3287,7 +3305,7 @@
                       <w:sz w:val="18"/>
                       <w:szCs w:val="18"/>
                     </w:rPr>
-                    <w:t xml:space="preserve">yes</w:t>
+                    <w:t xml:space="preserve">no_regulation</w:t>
                   </w:r>
                 </w:p>
               </w:tc>
@@ -3323,7 +3341,7 @@
                       <w:sz w:val="18"/>
                       <w:szCs w:val="18"/>
                     </w:rPr>
-                    <w:t xml:space="preserve">82.9%</w:t>
+                    <w:t xml:space="preserve">97.0%</w:t>
                   </w:r>
                 </w:p>
               </w:tc>
@@ -3359,7 +3377,7 @@
                       <w:sz w:val="18"/>
                       <w:szCs w:val="18"/>
                     </w:rPr>
-                    <w:t xml:space="preserve">82건</w:t>
+                    <w:t xml:space="preserve">67건</w:t>
                   </w:r>
                 </w:p>
               </w:tc>
@@ -3397,7 +3415,7 @@
                       <w:sz w:val="18"/>
                       <w:szCs w:val="18"/>
                     </w:rPr>
-                    <w:t xml:space="preserve">no</w:t>
+                    <w:t xml:space="preserve">yes</w:t>
                   </w:r>
                 </w:p>
               </w:tc>
@@ -3433,7 +3451,7 @@
                       <w:sz w:val="18"/>
                       <w:szCs w:val="18"/>
                     </w:rPr>
-                    <w:t xml:space="preserve">84.6%</w:t>
+                    <w:t xml:space="preserve">85.0%</w:t>
                   </w:r>
                 </w:p>
               </w:tc>
@@ -3469,7 +3487,7 @@
                       <w:sz w:val="18"/>
                       <w:szCs w:val="18"/>
                     </w:rPr>
-                    <w:t xml:space="preserve">78건</w:t>
+                    <w:t xml:space="preserve">100건</w:t>
                   </w:r>
                 </w:p>
               </w:tc>
@@ -3543,7 +3561,7 @@
                       <w:sz w:val="18"/>
                       <w:szCs w:val="18"/>
                     </w:rPr>
-                    <w:t xml:space="preserve">75.5%</w:t>
+                    <w:t xml:space="preserve">84.0%</w:t>
                   </w:r>
                 </w:p>
               </w:tc>
@@ -3579,7 +3597,7 @@
                       <w:sz w:val="18"/>
                       <w:szCs w:val="18"/>
                     </w:rPr>
-                    <w:t xml:space="preserve">98건</w:t>
+                    <w:t xml:space="preserve">100건</w:t>
                   </w:r>
                 </w:p>
               </w:tc>
@@ -3617,7 +3635,7 @@
                       <w:sz w:val="18"/>
                       <w:szCs w:val="18"/>
                     </w:rPr>
-                    <w:t xml:space="preserve">no_regulation</w:t>
+                    <w:t xml:space="preserve">no</w:t>
                   </w:r>
                 </w:p>
               </w:tc>
@@ -3653,7 +3671,7 @@
                       <w:sz w:val="18"/>
                       <w:szCs w:val="18"/>
                     </w:rPr>
-                    <w:t xml:space="preserve">80.0%</w:t>
+                    <w:t xml:space="preserve">82.0%</w:t>
                   </w:r>
                 </w:p>
               </w:tc>
@@ -3689,7 +3707,7 @@
                       <w:sz w:val="18"/>
                       <w:szCs w:val="18"/>
                     </w:rPr>
-                    <w:t xml:space="preserve">70건</w:t>
+                    <w:t xml:space="preserve">61건</w:t>
                   </w:r>
                 </w:p>
               </w:tc>
@@ -3763,7 +3781,7 @@
                       <w:sz w:val="18"/>
                       <w:szCs w:val="18"/>
                     </w:rPr>
-                    <w:t xml:space="preserve">80.5%</w:t>
+                    <w:t xml:space="preserve">86.6%</w:t>
                   </w:r>
                 </w:p>
               </w:tc>
@@ -3838,7 +3856,7 @@
                 <w:sz w:val="20"/>
                 <w:szCs w:val="20"/>
               </w:rPr>
-              <w:t xml:space="preserve">  ● JSON 유효율: 95.7%</w:t>
+              <w:t xml:space="preserve">  ● JSON 유효율: 98.2%</w:t>
             </w:r>
           </w:p>
           <w:p>
@@ -3856,7 +3874,7 @@
                 <w:sz w:val="20"/>
                 <w:szCs w:val="20"/>
               </w:rPr>
-              <w:t xml:space="preserve">  ● v2 학습 진행 중 (r=32, alpha=64, epoch=5 → 목표: conditional 85%+)</w:t>
+              <w:t xml:space="preserve">  ● v2 학습 준비 중 (r=32, alpha=64, epoch=5 → no/conditional 경계 개선 목표)</w:t>
             </w:r>
           </w:p>
         </w:tc>

--- a/docs/산출물/5주차/3.모델링 및 평가_테스트 계획 및 결과 보고서.docx
+++ b/docs/산출물/5주차/3.모델링 및 평가_테스트 계획 및 결과 보고서.docx
@@ -142,7 +142,7 @@
           <w:sz w:val="20"/>
           <w:szCs w:val="20"/>
         </w:rPr>
-        <w:t xml:space="preserve">  ● 제출 일자 : 2026.03.05</w:t>
+        <w:t xml:space="preserve">  ● 제출 일자 : 2026.03.11</w:t>
       </w:r>
     </w:p>
     <w:p>
@@ -1522,7 +1522,8 @@
                 <w:sz w:val="20"/>
                 <w:szCs w:val="20"/>
               </w:rPr>
-              <w:t xml:space="preserve">  ● confidence threshold: 0.85 이상 시 해당 Agent로 라우팅</w:t>
+              <w:t xml:space="preserve">  ● confidence threshold: 0.85 이상 시 해당 Agent로 라우팅
+  ● v2 계획: 멀티 LLM 혼합 데이터(Claude+GPT+Gemini) 기반 재학습, 3개 모델(klue/bert-base, koelectra, distilkobert) 비교 실험 예정</w:t>
             </w:r>
           </w:p>
           <w:p>
@@ -3875,6 +3876,452 @@
                 <w:szCs w:val="20"/>
               </w:rPr>
               <w:t xml:space="preserve">  ● v2 학습 준비 중 (r=32, alpha=64, epoch=5 → no/conditional 경계 개선 목표)</w:t>
+            </w:r>
+          </w:p>
+        </w:tc>
+      </w:tr>
+    </w:tbl>
+    <w:p>
+      <w:pPr>
+        <w:spacing w:after="80" w:before="0"/>
+        <w:jc w:val="left"/>
+      </w:pPr>
+      <w:r>
+        <w:rPr>
+          <w:rFonts w:ascii="맑은 고딕" w:cs="맑은 고딕" w:eastAsia="맑은 고딕" w:hAnsi="맑은 고딕"/>
+          <w:sz w:val="20"/>
+          <w:szCs w:val="20"/>
+        </w:rPr>
+        <w:t xml:space="preserve"/>
+      </w:r>
+    </w:p>
+    <w:tbl>
+      <w:tblPr>
+        <w:tblW w:type="dxa" w:w="9072"/>
+        <w:tblBorders>
+          <w:top w:val="single" w:color="auto" w:sz="4"/>
+          <w:left w:val="single" w:color="auto" w:sz="4"/>
+          <w:bottom w:val="single" w:color="auto" w:sz="4"/>
+          <w:right w:val="single" w:color="auto" w:sz="4"/>
+          <w:insideH w:val="single" w:color="auto" w:sz="4"/>
+          <w:insideV w:val="single" w:color="auto" w:sz="4"/>
+        </w:tblBorders>
+      </w:tblPr>
+      <w:tblGrid>
+        <w:gridCol w:w="2000"/>
+        <w:gridCol w:w="7072"/>
+      </w:tblGrid>
+      <w:tr>
+        <w:tc>
+          <w:tcPr>
+            <w:tcW w:type="dxa" w:w="2000"/>
+            <w:tcBorders>
+              <w:top w:val="single" w:color="BBBBBB" w:sz="1"/>
+              <w:left w:val="single" w:color="BBBBBB" w:sz="1"/>
+              <w:bottom w:val="single" w:color="BBBBBB" w:sz="1"/>
+              <w:right w:val="single" w:color="BBBBBB" w:sz="1"/>
+            </w:tcBorders>
+            <w:shd w:fill="F5F5F5" w:val="clear"/>
+            <w:tcMar>
+              <w:top w:type="dxa" w:w="100"/>
+              <w:left w:type="dxa" w:w="120"/>
+              <w:bottom w:type="dxa" w:w="100"/>
+              <w:right w:type="dxa" w:w="80"/>
+            </w:tcMar>
+            <w:vAlign w:val="center"/>
+          </w:tcPr>
+          <w:p>
+            <w:pPr>
+              <w:spacing w:after="80" w:before="0"/>
+              <w:jc w:val="center"/>
+            </w:pPr>
+            <w:r>
+              <w:rPr>
+                <w:rFonts w:ascii="맑은 고딕" w:cs="맑은 고딕" w:eastAsia="맑은 고딕" w:hAnsi="맑은 고딕"/>
+                <w:b/>
+                <w:bCs/>
+                <w:color w:val="333333"/>
+                <w:sz w:val="19"/>
+                <w:szCs w:val="19"/>
+              </w:rPr>
+              <w:t xml:space="preserve">Intent 분류
+모델 비교
+(신지용)</w:t>
+            </w:r>
+          </w:p>
+        </w:tc>
+        <w:tc>
+          <w:tcPr>
+            <w:tcW w:type="dxa" w:w="7072"/>
+            <w:tcBorders>
+              <w:top w:val="single" w:color="BBBBBB" w:sz="1"/>
+              <w:left w:val="single" w:color="BBBBBB" w:sz="1"/>
+              <w:bottom w:val="single" w:color="BBBBBB" w:sz="1"/>
+              <w:right w:val="single" w:color="BBBBBB" w:sz="1"/>
+            </w:tcBorders>
+            <w:tcMar>
+              <w:top w:type="dxa" w:w="100"/>
+              <w:left w:type="dxa" w:w="160"/>
+              <w:bottom w:type="dxa" w:w="100"/>
+              <w:right w:type="dxa" w:w="120"/>
+            </w:tcMar>
+          </w:tcPr>
+          <w:p>
+            <w:pPr>
+              <w:spacing w:after="40" w:before="0"/>
+              <w:jc w:val="left"/>
+            </w:pPr>
+            <w:r>
+              <w:rPr>
+                <w:rFonts w:ascii="맑은 고딕" w:cs="맑은 고딕" w:eastAsia="맑은 고딕" w:hAnsi="맑은 고딕"/>
+                <w:sz w:val="20"/>
+                <w:szCs w:val="20"/>
+              </w:rPr>
+              <w:t xml:space="preserve">  ● 3개 모델 비교 실험: klue/bert-base, koelectra-base-v3, distilkobert</w:t>
+            </w:r>
+          </w:p>
+          <w:p>
+            <w:pPr>
+              <w:spacing w:after="40" w:before="0"/>
+              <w:jc w:val="left"/>
+            </w:pPr>
+            <w:r>
+              <w:rPr>
+                <w:rFonts w:ascii="맑은 고딕" w:cs="맑은 고딕" w:eastAsia="맑은 고딕" w:hAnsi="맑은 고딕"/>
+                <w:sz w:val="20"/>
+                <w:szCs w:val="20"/>
+              </w:rPr>
+              <w:t xml:space="preserve">  ● 데이터: 멀티 LLM 혼합형 (방법 C) — Claude·GPT·Gemini 100개씩 분업 + 경계 쌍/적대적 교차 검증</w:t>
+            </w:r>
+          </w:p>
+          <w:p>
+            <w:pPr>
+              <w:spacing w:after="40" w:before="0"/>
+              <w:jc w:val="left"/>
+            </w:pPr>
+            <w:r>
+              <w:rPr>
+                <w:rFonts w:ascii="맑은 고딕" w:cs="맑은 고딕" w:eastAsia="맑은 고딕" w:hAnsi="맑은 고딕"/>
+                <w:sz w:val="20"/>
+                <w:szCs w:val="20"/>
+              </w:rPr>
+              <w:t xml:space="preserve">  ● 의도 8개 카테고리로 확장 (v1의 8개에서 리팩토링 후 재정의)</w:t>
+            </w:r>
+          </w:p>
+          <w:p>
+            <w:pPr>
+              <w:spacing w:after="40" w:before="0"/>
+              <w:jc w:val="left"/>
+            </w:pPr>
+            <w:r>
+              <w:rPr>
+                <w:rFonts w:ascii="맑은 고딕" w:cs="맑은 고딕" w:eastAsia="맑은 고딕" w:hAnsi="맑은 고딕"/>
+                <w:sz w:val="20"/>
+                <w:szCs w:val="20"/>
+              </w:rPr>
+              <w:t xml:space="preserve">  ● 목표: Accuracy 95% 이상, 경계 쌍 정확도 90% 이상</w:t>
+            </w:r>
+          </w:p>
+          <w:p>
+            <w:pPr>
+              <w:spacing w:after="80" w:before="0"/>
+              <w:jc w:val="left"/>
+            </w:pPr>
+            <w:r>
+              <w:rPr>
+                <w:rFonts w:ascii="맑은 고딕" w:cs="맑은 고딕" w:eastAsia="맑은 고딕" w:hAnsi="맑은 고딕"/>
+                <w:sz w:val="20"/>
+                <w:szCs w:val="20"/>
+              </w:rPr>
+              <w:t xml:space="preserve"/>
+            </w:r>
+          </w:p>
+          <w:p>
+            <w:pPr>
+              <w:spacing w:after="80" w:before="0"/>
+              <w:jc w:val="left"/>
+            </w:pPr>
+            <w:r>
+              <w:rPr>
+                <w:rFonts w:ascii="맑은 고딕" w:cs="맑은 고딕" w:eastAsia="맑은 고딕" w:hAnsi="맑은 고딕"/>
+                <w:b/>
+                <w:bCs/>
+                <w:sz w:val="20"/>
+                <w:szCs w:val="20"/>
+              </w:rPr>
+              <w:t xml:space="preserve">테스트 계획:</w:t>
+            </w:r>
+          </w:p>
+          <w:p>
+            <w:pPr>
+              <w:spacing w:after="40" w:before="0"/>
+              <w:jc w:val="left"/>
+            </w:pPr>
+            <w:r>
+              <w:rPr>
+                <w:rFonts w:ascii="맑은 고딕" w:cs="맑은 고딕" w:eastAsia="맑은 고딕" w:hAnsi="맑은 고딕"/>
+                <w:sz w:val="20"/>
+                <w:szCs w:val="20"/>
+              </w:rPr>
+              <w:t xml:space="preserve">  ● 동일 데이터셋으로 3개 모델 학습 후 Accuracy, F1, 경계 쌍 정확도 비교</w:t>
+            </w:r>
+          </w:p>
+          <w:p>
+            <w:pPr>
+              <w:spacing w:after="40" w:before="0"/>
+              <w:jc w:val="left"/>
+            </w:pPr>
+            <w:r>
+              <w:rPr>
+                <w:rFonts w:ascii="맑은 고딕" w:cs="맑은 고딕" w:eastAsia="맑은 고딕" w:hAnsi="맑은 고딕"/>
+                <w:sz w:val="20"/>
+                <w:szCs w:val="20"/>
+              </w:rPr>
+              <w:t xml:space="preserve">  ● 최적 모델 선정 후 오케스트레이터에 반영</w:t>
+            </w:r>
+          </w:p>
+          <w:p>
+            <w:pPr>
+              <w:spacing w:after="40" w:before="0"/>
+              <w:jc w:val="left"/>
+            </w:pPr>
+            <w:r>
+              <w:rPr>
+                <w:rFonts w:ascii="맑은 고딕" w:cs="맑은 고딕" w:eastAsia="맑은 고딕" w:hAnsi="맑은 고딕"/>
+                <w:sz w:val="20"/>
+                <w:szCs w:val="20"/>
+              </w:rPr>
+              <w:t xml:space="preserve">  ● 상태: 데이터 생성 스크립트 완료, 실험 프레임워크 준비 완료 (실행 대기)</w:t>
+            </w:r>
+          </w:p>
+        </w:tc>
+      </w:tr>
+    </w:tbl>
+    <w:p>
+      <w:pPr>
+        <w:spacing w:after="80" w:before="0"/>
+        <w:jc w:val="left"/>
+      </w:pPr>
+      <w:r>
+        <w:rPr>
+          <w:rFonts w:ascii="맑은 고딕" w:cs="맑은 고딕" w:eastAsia="맑은 고딕" w:hAnsi="맑은 고딕"/>
+          <w:sz w:val="20"/>
+          <w:szCs w:val="20"/>
+        </w:rPr>
+        <w:t xml:space="preserve"/>
+      </w:r>
+    </w:p>
+    <w:tbl>
+      <w:tblPr>
+        <w:tblW w:type="dxa" w:w="9072"/>
+        <w:tblBorders>
+          <w:top w:val="single" w:color="auto" w:sz="4"/>
+          <w:left w:val="single" w:color="auto" w:sz="4"/>
+          <w:bottom w:val="single" w:color="auto" w:sz="4"/>
+          <w:right w:val="single" w:color="auto" w:sz="4"/>
+          <w:insideH w:val="single" w:color="auto" w:sz="4"/>
+          <w:insideV w:val="single" w:color="auto" w:sz="4"/>
+        </w:tblBorders>
+      </w:tblPr>
+      <w:tblGrid>
+        <w:gridCol w:w="2000"/>
+        <w:gridCol w:w="7072"/>
+      </w:tblGrid>
+      <w:tr>
+        <w:tc>
+          <w:tcPr>
+            <w:tcW w:type="dxa" w:w="2000"/>
+            <w:tcBorders>
+              <w:top w:val="single" w:color="BBBBBB" w:sz="1"/>
+              <w:left w:val="single" w:color="BBBBBB" w:sz="1"/>
+              <w:bottom w:val="single" w:color="BBBBBB" w:sz="1"/>
+              <w:right w:val="single" w:color="BBBBBB" w:sz="1"/>
+            </w:tcBorders>
+            <w:shd w:fill="F5F5F5" w:val="clear"/>
+            <w:tcMar>
+              <w:top w:type="dxa" w:w="100"/>
+              <w:left w:type="dxa" w:w="120"/>
+              <w:bottom w:type="dxa" w:w="100"/>
+              <w:right w:type="dxa" w:w="80"/>
+            </w:tcMar>
+            <w:vAlign w:val="center"/>
+          </w:tcPr>
+          <w:p>
+            <w:pPr>
+              <w:spacing w:after="80" w:before="0"/>
+              <w:jc w:val="center"/>
+            </w:pPr>
+            <w:r>
+              <w:rPr>
+                <w:rFonts w:ascii="맑은 고딕" w:cs="맑은 고딕" w:eastAsia="맑은 고딕" w:hAnsi="맑은 고딕"/>
+                <w:b/>
+                <w:bCs/>
+                <w:color w:val="333333"/>
+                <w:sz w:val="19"/>
+                <w:szCs w:val="19"/>
+              </w:rPr>
+              <w:t xml:space="preserve">Document
+Summary v2
+(신지용)</w:t>
+            </w:r>
+          </w:p>
+        </w:tc>
+        <w:tc>
+          <w:tcPr>
+            <w:tcW w:type="dxa" w:w="7072"/>
+            <w:tcBorders>
+              <w:top w:val="single" w:color="BBBBBB" w:sz="1"/>
+              <w:left w:val="single" w:color="BBBBBB" w:sz="1"/>
+              <w:bottom w:val="single" w:color="BBBBBB" w:sz="1"/>
+              <w:right w:val="single" w:color="BBBBBB" w:sz="1"/>
+            </w:tcBorders>
+            <w:tcMar>
+              <w:top w:type="dxa" w:w="100"/>
+              <w:left w:type="dxa" w:w="160"/>
+              <w:bottom w:type="dxa" w:w="100"/>
+              <w:right w:type="dxa" w:w="120"/>
+            </w:tcMar>
+          </w:tcPr>
+          <w:p>
+            <w:pPr>
+              <w:spacing w:after="40" w:before="0"/>
+              <w:jc w:val="left"/>
+            </w:pPr>
+            <w:r>
+              <w:rPr>
+                <w:rFonts w:ascii="맑은 고딕" w:cs="맑은 고딕" w:eastAsia="맑은 고딕" w:hAnsi="맑은 고딕"/>
+                <w:sz w:val="20"/>
+                <w:szCs w:val="20"/>
+              </w:rPr>
+              <w:t xml:space="preserve">  ● 문서 요약 LoRA v2 재학습 테스트 (태그+요약 포맷)</w:t>
+            </w:r>
+          </w:p>
+          <w:p>
+            <w:pPr>
+              <w:spacing w:after="40" w:before="0"/>
+              <w:jc w:val="left"/>
+            </w:pPr>
+            <w:r>
+              <w:rPr>
+                <w:rFonts w:ascii="맑은 고딕" w:cs="맑은 고딕" w:eastAsia="맑은 고딕" w:hAnsi="맑은 고딕"/>
+                <w:sz w:val="20"/>
+                <w:szCs w:val="20"/>
+              </w:rPr>
+              <w:t xml:space="preserve">  ● 출력 형식: “태그: #태그1 #태그2 ... (3~7개)\n요약: 2~3문장”</w:t>
+            </w:r>
+          </w:p>
+          <w:p>
+            <w:pPr>
+              <w:spacing w:after="40" w:before="0"/>
+              <w:jc w:val="left"/>
+            </w:pPr>
+            <w:r>
+              <w:rPr>
+                <w:rFonts w:ascii="맑은 고딕" w:cs="맑은 고딕" w:eastAsia="맑은 고딕" w:hAnsi="맑은 고딕"/>
+                <w:sz w:val="20"/>
+                <w:szCs w:val="20"/>
+              </w:rPr>
+              <w:t xml:space="preserve">  ● 학습 데이터: 1,000건 (AI Hub 300 + GPT-4o 합성 700)</w:t>
+            </w:r>
+          </w:p>
+          <w:p>
+            <w:pPr>
+              <w:spacing w:after="40" w:before="0"/>
+              <w:jc w:val="left"/>
+            </w:pPr>
+            <w:r>
+              <w:rPr>
+                <w:rFonts w:ascii="맑은 고딕" w:cs="맑은 고딕" w:eastAsia="맑은 고딕" w:hAnsi="맑은 고딕"/>
+                <w:sz w:val="20"/>
+                <w:szCs w:val="20"/>
+              </w:rPr>
+              <w:t xml:space="preserve">  ● 파인튜닝: QLoRA 4-bit (r=32, alpha=64, epoch=5)</w:t>
+            </w:r>
+          </w:p>
+          <w:p>
+            <w:pPr>
+              <w:spacing w:after="40" w:before="0"/>
+              <w:jc w:val="left"/>
+            </w:pPr>
+            <w:r>
+              <w:rPr>
+                <w:rFonts w:ascii="맑은 고딕" w:cs="맑은 고딕" w:eastAsia="맑은 고딕" w:hAnsi="맑은 고딕"/>
+                <w:sz w:val="20"/>
+                <w:szCs w:val="20"/>
+              </w:rPr>
+              <w:t xml:space="preserve">  ● DOC_AGENT_MODE=sllm 으로 vLLM 서빙 전환</w:t>
+            </w:r>
+          </w:p>
+          <w:p>
+            <w:pPr>
+              <w:spacing w:after="80" w:before="0"/>
+              <w:jc w:val="left"/>
+            </w:pPr>
+            <w:r>
+              <w:rPr>
+                <w:rFonts w:ascii="맑은 고딕" w:cs="맑은 고딕" w:eastAsia="맑은 고딕" w:hAnsi="맑은 고딕"/>
+                <w:sz w:val="20"/>
+                <w:szCs w:val="20"/>
+              </w:rPr>
+              <w:t xml:space="preserve"/>
+            </w:r>
+          </w:p>
+          <w:p>
+            <w:pPr>
+              <w:spacing w:after="80" w:before="0"/>
+              <w:jc w:val="left"/>
+            </w:pPr>
+            <w:r>
+              <w:rPr>
+                <w:rFonts w:ascii="맑은 고딕" w:cs="맑은 고딕" w:eastAsia="맑은 고딕" w:hAnsi="맑은 고딕"/>
+                <w:b/>
+                <w:bCs/>
+                <w:sz w:val="20"/>
+                <w:szCs w:val="20"/>
+              </w:rPr>
+              <w:t xml:space="preserve">테스트 계획:</w:t>
+            </w:r>
+          </w:p>
+          <w:p>
+            <w:pPr>
+              <w:spacing w:after="40" w:before="0"/>
+              <w:jc w:val="left"/>
+            </w:pPr>
+            <w:r>
+              <w:rPr>
+                <w:rFonts w:ascii="맑은 고딕" w:cs="맑은 고딕" w:eastAsia="맑은 고딕" w:hAnsi="맑은 고딕"/>
+                <w:sz w:val="20"/>
+                <w:szCs w:val="20"/>
+              </w:rPr>
+              <w:t xml:space="preserve">  ● 3-Way 비교: Base(Kanana) vs LoRA v2 vs GPT-4o</w:t>
+            </w:r>
+          </w:p>
+          <w:p>
+            <w:pPr>
+              <w:spacing w:after="40" w:before="0"/>
+              <w:jc w:val="left"/>
+            </w:pPr>
+            <w:r>
+              <w:rPr>
+                <w:rFonts w:ascii="맑은 고딕" w:cs="맑은 고딕" w:eastAsia="맑은 고딕" w:hAnsi="맑은 고딕"/>
+                <w:sz w:val="20"/>
+                <w:szCs w:val="20"/>
+              </w:rPr>
+              <w:t xml:space="preserve">  ● 평가 지표: 태그수 준수율(3~7개), 평균 태그수, 길이별 성능</w:t>
+            </w:r>
+          </w:p>
+          <w:p>
+            <w:pPr>
+              <w:spacing w:after="40" w:before="0"/>
+              <w:jc w:val="left"/>
+            </w:pPr>
+            <w:r>
+              <w:rPr>
+                <w:rFonts w:ascii="맑은 고딕" w:cs="맑은 고딕" w:eastAsia="맑은 고딕" w:hAnsi="맑은 고딕"/>
+                <w:sz w:val="20"/>
+                <w:szCs w:val="20"/>
+              </w:rPr>
+              <w:t xml:space="preserve">  ● 상태: 학습 데이터 1,000건 생성 완료, RunPod LoRA 학습 대기 중</w:t>
             </w:r>
           </w:p>
         </w:tc>
